--- a/klagomål/A 26678-2026 FSC-klagomål.docx
+++ b/klagomål/A 26678-2026 FSC-klagomål.docx
@@ -800,7 +800,7 @@
     <w:r>
       <w:tab/>
       <w:tab/>
-      <w:t>2026-06-12</w:t>
+      <w:t>2026-06-13</w:t>
       <w:br/>
       <w:br/>
     </w:r>

--- a/klagomål/A 26678-2026 FSC-klagomål.docx
+++ b/klagomål/A 26678-2026 FSC-klagomål.docx
@@ -800,7 +800,7 @@
     <w:r>
       <w:tab/>
       <w:tab/>
-      <w:t>2026-06-13</w:t>
+      <w:t>2026-06-14</w:t>
       <w:br/>
       <w:br/>
     </w:r>

--- a/klagomål/A 26678-2026 FSC-klagomål.docx
+++ b/klagomål/A 26678-2026 FSC-klagomål.docx
@@ -1233,7 +1233,7 @@
     <w:r>
       <w:tab/>
       <w:tab/>
-      <w:t>2026-07-13</w:t>
+      <w:t>2026-07-14</w:t>
       <w:br/>
       <w:br/>
     </w:r>

--- a/klagomål/A 26678-2026 FSC-klagomål.docx
+++ b/klagomål/A 26678-2026 FSC-klagomål.docx
@@ -1233,7 +1233,7 @@
     <w:r>
       <w:tab/>
       <w:tab/>
-      <w:t>2026-07-14</w:t>
+      <w:t>2026-07-15</w:t>
       <w:br/>
       <w:br/>
     </w:r>

--- a/klagomål/A 26678-2026 FSC-klagomål.docx
+++ b/klagomål/A 26678-2026 FSC-klagomål.docx
@@ -1233,7 +1233,7 @@
     <w:r>
       <w:tab/>
       <w:tab/>
-      <w:t>2026-07-15</w:t>
+      <w:t>2026-07-16</w:t>
       <w:br/>
       <w:br/>
     </w:r>

--- a/klagomål/A 26678-2026 FSC-klagomål.docx
+++ b/klagomål/A 26678-2026 FSC-klagomål.docx
@@ -1233,7 +1233,7 @@
     <w:r>
       <w:tab/>
       <w:tab/>
-      <w:t>2026-07-16</w:t>
+      <w:t>2026-07-17</w:t>
       <w:br/>
       <w:br/>
     </w:r>

--- a/klagomål/A 26678-2026 FSC-klagomål.docx
+++ b/klagomål/A 26678-2026 FSC-klagomål.docx
@@ -1233,7 +1233,7 @@
     <w:r>
       <w:tab/>
       <w:tab/>
-      <w:t>2026-07-17</w:t>
+      <w:t>2026-07-18</w:t>
       <w:br/>
       <w:br/>
     </w:r>

--- a/klagomål/A 26678-2026 FSC-klagomål.docx
+++ b/klagomål/A 26678-2026 FSC-klagomål.docx
@@ -1233,7 +1233,7 @@
     <w:r>
       <w:tab/>
       <w:tab/>
-      <w:t>2026-07-18</w:t>
+      <w:t>2026-07-19</w:t>
       <w:br/>
       <w:br/>
     </w:r>

--- a/klagomål/A 26678-2026 FSC-klagomål.docx
+++ b/klagomål/A 26678-2026 FSC-klagomål.docx
@@ -1233,7 +1233,7 @@
     <w:r>
       <w:tab/>
       <w:tab/>
-      <w:t>2026-07-19</w:t>
+      <w:t>2026-07-20</w:t>
       <w:br/>
       <w:br/>
     </w:r>

--- a/klagomål/A 26678-2026 FSC-klagomål.docx
+++ b/klagomål/A 26678-2026 FSC-klagomål.docx
@@ -1233,7 +1233,7 @@
     <w:r>
       <w:tab/>
       <w:tab/>
-      <w:t>2026-07-20</w:t>
+      <w:t>2026-07-21</w:t>
       <w:br/>
       <w:br/>
     </w:r>

--- a/klagomål/A 26678-2026 FSC-klagomål.docx
+++ b/klagomål/A 26678-2026 FSC-klagomål.docx
@@ -1233,7 +1233,7 @@
     <w:r>
       <w:tab/>
       <w:tab/>
-      <w:t>2026-07-21</w:t>
+      <w:t>2026-07-22</w:t>
       <w:br/>
       <w:br/>
     </w:r>

--- a/klagomål/A 26678-2026 FSC-klagomål.docx
+++ b/klagomål/A 26678-2026 FSC-klagomål.docx
@@ -1233,7 +1233,7 @@
     <w:r>
       <w:tab/>
       <w:tab/>
-      <w:t>2026-07-22</w:t>
+      <w:t>2026-07-23</w:t>
       <w:br/>
       <w:br/>
     </w:r>

--- a/klagomål/A 26678-2026 FSC-klagomål.docx
+++ b/klagomål/A 26678-2026 FSC-klagomål.docx
@@ -1233,7 +1233,7 @@
     <w:r>
       <w:tab/>
       <w:tab/>
-      <w:t>2026-07-23</w:t>
+      <w:t>2026-07-24</w:t>
       <w:br/>
       <w:br/>
     </w:r>

--- a/klagomål/A 26678-2026 FSC-klagomål.docx
+++ b/klagomål/A 26678-2026 FSC-klagomål.docx
@@ -1233,7 +1233,7 @@
     <w:r>
       <w:tab/>
       <w:tab/>
-      <w:t>2026-07-24</w:t>
+      <w:t>2026-07-25</w:t>
       <w:br/>
       <w:br/>
     </w:r>

--- a/klagomål/A 26678-2026 FSC-klagomål.docx
+++ b/klagomål/A 26678-2026 FSC-klagomål.docx
@@ -1233,7 +1233,7 @@
     <w:r>
       <w:tab/>
       <w:tab/>
-      <w:t>2026-07-25</w:t>
+      <w:t>2026-07-26</w:t>
       <w:br/>
       <w:br/>
     </w:r>

--- a/klagomål/A 26678-2026 FSC-klagomål.docx
+++ b/klagomål/A 26678-2026 FSC-klagomål.docx
@@ -1233,7 +1233,7 @@
     <w:r>
       <w:tab/>
       <w:tab/>
-      <w:t>2026-07-26</w:t>
+      <w:t>2026-07-27</w:t>
       <w:br/>
       <w:br/>
     </w:r>

--- a/klagomål/A 26678-2026 FSC-klagomål.docx
+++ b/klagomål/A 26678-2026 FSC-klagomål.docx
@@ -1233,7 +1233,7 @@
     <w:r>
       <w:tab/>
       <w:tab/>
-      <w:t>2026-07-27</w:t>
+      <w:t>2026-07-28</w:t>
       <w:br/>
       <w:br/>
     </w:r>

--- a/klagomål/A 26678-2026 FSC-klagomål.docx
+++ b/klagomål/A 26678-2026 FSC-klagomål.docx
@@ -1233,7 +1233,7 @@
     <w:r>
       <w:tab/>
       <w:tab/>
-      <w:t>2026-07-28</w:t>
+      <w:t>2026-07-29</w:t>
       <w:br/>
       <w:br/>
     </w:r>

--- a/klagomål/A 26678-2026 FSC-klagomål.docx
+++ b/klagomål/A 26678-2026 FSC-klagomål.docx
@@ -1233,7 +1233,7 @@
     <w:r>
       <w:tab/>
       <w:tab/>
-      <w:t>2026-07-29</w:t>
+      <w:t>2026-07-30</w:t>
       <w:br/>
       <w:br/>
     </w:r>

--- a/klagomål/A 26678-2026 FSC-klagomål.docx
+++ b/klagomål/A 26678-2026 FSC-klagomål.docx
@@ -1233,7 +1233,7 @@
     <w:r>
       <w:tab/>
       <w:tab/>
-      <w:t>2026-07-30</w:t>
+      <w:t>2026-07-31</w:t>
       <w:br/>
       <w:br/>
     </w:r>

--- a/klagomål/A 26678-2026 FSC-klagomål.docx
+++ b/klagomål/A 26678-2026 FSC-klagomål.docx
@@ -1233,7 +1233,7 @@
     <w:r>
       <w:tab/>
       <w:tab/>
-      <w:t>2026-07-31</w:t>
+      <w:t>2026-08-01</w:t>
       <w:br/>
       <w:br/>
     </w:r>

--- a/klagomål/A 26678-2026 FSC-klagomål.docx
+++ b/klagomål/A 26678-2026 FSC-klagomål.docx
@@ -1233,7 +1233,7 @@
     <w:r>
       <w:tab/>
       <w:tab/>
-      <w:t>2026-08-01</w:t>
+      <w:t>2026-08-02</w:t>
       <w:br/>
       <w:br/>
     </w:r>

--- a/klagomål/A 26678-2026 FSC-klagomål.docx
+++ b/klagomål/A 26678-2026 FSC-klagomål.docx
@@ -1233,7 +1233,7 @@
     <w:r>
       <w:tab/>
       <w:tab/>
-      <w:t>2026-08-02</w:t>
+      <w:t>2026-08-03</w:t>
       <w:br/>
       <w:br/>
     </w:r>

--- a/klagomål/A 26678-2026 FSC-klagomål.docx
+++ b/klagomål/A 26678-2026 FSC-klagomål.docx
@@ -1233,7 +1233,7 @@
     <w:r>
       <w:tab/>
       <w:tab/>
-      <w:t>2026-08-03</w:t>
+      <w:t>2026-08-05</w:t>
       <w:br/>
       <w:br/>
     </w:r>

--- a/klagomål/A 26678-2026 FSC-klagomål.docx
+++ b/klagomål/A 26678-2026 FSC-klagomål.docx
@@ -1233,7 +1233,7 @@
     <w:r>
       <w:tab/>
       <w:tab/>
-      <w:t>2026-08-05</w:t>
+      <w:t>2026-08-07</w:t>
       <w:br/>
       <w:br/>
     </w:r>

--- a/klagomål/A 26678-2026 FSC-klagomål.docx
+++ b/klagomål/A 26678-2026 FSC-klagomål.docx
@@ -1233,7 +1233,7 @@
     <w:r>
       <w:tab/>
       <w:tab/>
-      <w:t>2026-08-07</w:t>
+      <w:t>2026-08-08</w:t>
       <w:br/>
       <w:br/>
     </w:r>

--- a/klagomål/A 26678-2026 FSC-klagomål.docx
+++ b/klagomål/A 26678-2026 FSC-klagomål.docx
@@ -216,7 +216,7 @@
         <w:spacing w:after="240"/>
       </w:pPr>
       <w:r>
-        <w:t>Figur 1. Fyndplatser för naturvårdsarter i och inom 25 meter från avverkningsanmälan. Markörer utan svart kant är placerade på fyndplatsen. Markörer med svart kant är placerade vid sidan av fyndplatsen har ett svart streck som visar fyndplatsens exakta position. Kartans mittpunktskoordinat är N 6519411, E 348674 i SWEREF 99 TM.</w:t>
+        <w:t>Figur 1. Fyndplatser för naturvårdsarter i och inom 25 meter från avverkningsanmälan. Markörer utan svart kant är placerade på fyndplatsen. Markörer med svart kant är placerade vid sidan av fyndplatsen och har ett svart streck som visar fyndplatsens exakta position. Kartans mittpunktskoordinat är N 6519411, E 348674 i SWEREF 99 TM.</w:t>
       </w:r>
     </w:p>
     <w:p>
@@ -1233,7 +1233,7 @@
     <w:r>
       <w:tab/>
       <w:tab/>
-      <w:t>2026-08-14</w:t>
+      <w:t>2026-08-15</w:t>
       <w:br/>
       <w:br/>
     </w:r>

--- a/klagomål/A 26678-2026 FSC-klagomål.docx
+++ b/klagomål/A 26678-2026 FSC-klagomål.docx
@@ -1233,7 +1233,7 @@
     <w:r>
       <w:tab/>
       <w:tab/>
-      <w:t>2026-08-15</w:t>
+      <w:t>2026-08-16</w:t>
       <w:br/>
       <w:br/>
     </w:r>

--- a/klagomål/A 26678-2026 FSC-klagomål.docx
+++ b/klagomål/A 26678-2026 FSC-klagomål.docx
@@ -1233,7 +1233,7 @@
     <w:r>
       <w:tab/>
       <w:tab/>
-      <w:t>2026-08-16</w:t>
+      <w:t>2026-08-17</w:t>
       <w:br/>
       <w:br/>
     </w:r>

--- a/klagomål/A 26678-2026 FSC-klagomål.docx
+++ b/klagomål/A 26678-2026 FSC-klagomål.docx
@@ -1233,7 +1233,7 @@
     <w:r>
       <w:tab/>
       <w:tab/>
-      <w:t>2026-08-17</w:t>
+      <w:t>2026-08-18</w:t>
       <w:br/>
       <w:br/>
     </w:r>

--- a/klagomål/A 26678-2026 FSC-klagomål.docx
+++ b/klagomål/A 26678-2026 FSC-klagomål.docx
@@ -1233,7 +1233,7 @@
     <w:r>
       <w:tab/>
       <w:tab/>
-      <w:t>2026-08-18</w:t>
+      <w:t>2026-08-19</w:t>
       <w:br/>
       <w:br/>
     </w:r>

--- a/klagomål/A 26678-2026 FSC-klagomål.docx
+++ b/klagomål/A 26678-2026 FSC-klagomål.docx
@@ -1233,7 +1233,7 @@
     <w:r>
       <w:tab/>
       <w:tab/>
-      <w:t>2026-08-19</w:t>
+      <w:t>2026-08-20</w:t>
       <w:br/>
       <w:br/>
     </w:r>

--- a/klagomål/A 26678-2026 FSC-klagomål.docx
+++ b/klagomål/A 26678-2026 FSC-klagomål.docx
@@ -1233,7 +1233,7 @@
     <w:r>
       <w:tab/>
       <w:tab/>
-      <w:t>2026-08-20</w:t>
+      <w:t>2026-08-21</w:t>
       <w:br/>
       <w:br/>
     </w:r>

--- a/klagomål/A 26678-2026 FSC-klagomål.docx
+++ b/klagomål/A 26678-2026 FSC-klagomål.docx
@@ -1233,7 +1233,7 @@
     <w:r>
       <w:tab/>
       <w:tab/>
-      <w:t>2026-08-21</w:t>
+      <w:t>2026-08-22</w:t>
       <w:br/>
       <w:br/>
     </w:r>

--- a/klagomål/A 26678-2026 FSC-klagomål.docx
+++ b/klagomål/A 26678-2026 FSC-klagomål.docx
@@ -1233,7 +1233,7 @@
     <w:r>
       <w:tab/>
       <w:tab/>
-      <w:t>2026-08-22</w:t>
+      <w:t>2026-08-23</w:t>
       <w:br/>
       <w:br/>
     </w:r>

--- a/klagomål/A 26678-2026 FSC-klagomål.docx
+++ b/klagomål/A 26678-2026 FSC-klagomål.docx
@@ -221,7 +221,7 @@
     </w:p>
     <w:p>
       <w:r>
-        <w:t>I och inom 25 meter från avverkningsanmälan finns fynd av 17 naturvårdsarter, varav 3 är rödlistade, 2 är fridlysta, 13 är typiska (T) och 13 är signalarter (S): gränsticka (VU, T), gullpudra (NT, T), svart askbastborre (NT), barkticka (S, T), björksplintborre (S), bronshjon (S, T), fällmossa (S, T), grov fjädermossa (S, T), grön sköldmossa (S, T, §8), guldlockmossa (S, T), korallblylav (S, T), platt fjädermossa (S, T), stor aspticka (S, T), stubbspretmossa (S, T), thomsons trägnagare (S), traslav (S) och blåsippa (T, §9). Se Figur 1.</w:t>
+        <w:t>I och inom 25 meter från avverkningsanmälan finns fynd av 24 naturvårdsarter, varav 5 är rödlistade, 2 är fridlysta, 19 är typiska (T) och 17 är signalarter (S): gränsticka (VU, T), gullpudra (NT, T), svart askbastborre (NT), sårläka (NT, T), vårärt (NT, T), barkticka (S, T), björksplintborre (S), bronshjon (S, T), fällmossa (S, T), grov baronmossa (S, T), grov fjädermossa (S, T), grön sköldmossa (S, T, §8), grönpyrola (S, T), guldlockmossa (S, T), korallblylav (S, T), platt fjädermossa (S, T), stor aspticka (S, T), stubbspretmossa (S, T), svart trolldruva (S, T), thomsons trägnagare (S), traslav (S), vågbandad barkbock (S), blåsippa (T, §9) och skogsbingel (T). Se Figur 1.</w:t>
       </w:r>
     </w:p>
     <w:p>
@@ -301,6 +301,64 @@
         <w:rPr>
           <w:b/>
         </w:rPr>
+        <w:t>Sårläka (NT)</w:t>
+      </w:r>
+      <w:r>
+        <w:t xml:space="preserve"> växer på mullrik mark i skuggiga eller halvskuggiga lövskogar och lundar men också i örtrika kalkbarrskogar. Arten ingår i en exklusiv lundflora som bara uppträder i de allra rikaste kalkbarrskogarna söder om den biologiska norrlandsgränsen. I ädellövskogar och lundar är den också knuten till områden med en mycket rik mångfald av naturvårdsarter. Enligt Riksskogstaxeringens data förefaller den ha minskat kraftigt (&gt;50%) vilket troligen kan förklaras av det storskaliga skogsbruket med kalhyggen. Sårläka är typisk art för </w:t>
+      </w:r>
+      <w:r>
+        <w:rPr>
+          <w:i/>
+        </w:rPr>
+        <w:t xml:space="preserve">9050 Näringsrik granskog, 9020 Nordlig ädellövskog, 9130 Näringsrik bokskog </w:t>
+      </w:r>
+      <w:r>
+        <w:t xml:space="preserve">och </w:t>
+      </w:r>
+      <w:r>
+        <w:rPr>
+          <w:i/>
+        </w:rPr>
+        <w:t>9160 Näringsrik ekskog</w:t>
+      </w:r>
+      <w:r>
+        <w:t xml:space="preserve"> samt värdväxt för den rödlistade fjärilen sårläkeplattmal (NT) (SLU Artdatabanken, 2026; Nitare &amp; Skogsstyrelsen, 2019).</w:t>
+      </w:r>
+    </w:p>
+    <w:p>
+      <w:r>
+        <w:rPr>
+          <w:b/>
+        </w:rPr>
+        <w:t>Vårärt (NT)</w:t>
+      </w:r>
+      <w:r>
+        <w:t xml:space="preserve"> är en kalkgynnad mullväxt som är knuten till rik lundartad vegetation och har sin huvudsakliga förekomst i sydliga kalklövskogar, lövängen och hässlen. Den har även viktiga förekomster av reliktkaraktär i örtrika kalkgranskogar på frisk eller något fuktig mark i mellersta Sverige. Vårärt är en extra betydelsefull signalart i boreala och boreonemorala kalkgranskogar, då dessa förekomster nu är starkt fragmenterade och troligen visar på en flertusenårig ekologisk kontinuitet där spridning och etablering kan ha skett under postglaciala värmetiden. Arten tål inte dagens storskaliga skogsbruksmetoder och den kommer in på rödlistan för första gången 2025 till följd av en kraftig minskning (&gt;50%) i Riksskogstaxeringens data. Vårärt är typisk art för </w:t>
+      </w:r>
+      <w:r>
+        <w:rPr>
+          <w:i/>
+        </w:rPr>
+        <w:t xml:space="preserve">9050 Näringsrik granskog, 9020 Nordlig ädellövskog, 9160 Näringsrik ekskog </w:t>
+      </w:r>
+      <w:r>
+        <w:t xml:space="preserve">och </w:t>
+      </w:r>
+      <w:r>
+        <w:rPr>
+          <w:i/>
+        </w:rPr>
+        <w:t>9180 Ädellövskog i branter</w:t>
+      </w:r>
+      <w:r>
+        <w:t xml:space="preserve"> (Nitare &amp; Skogsstyrelsen, 2019; SLU Artdatabanken, 2026).</w:t>
+      </w:r>
+    </w:p>
+    <w:p>
+      <w:r>
+        <w:rPr>
+          <w:b/>
+        </w:rPr>
         <w:t>Barkticka</w:t>
       </w:r>
       <w:r>
@@ -390,6 +448,35 @@
         <w:rPr>
           <w:b/>
         </w:rPr>
+        <w:t>Grov baronmossa</w:t>
+      </w:r>
+      <w:r>
+        <w:t xml:space="preserve"> är näringskrävande och kalkgynnad. Den växer mest i skuggig skogsmiljö, antingen i ädellövskog eller i bergbranter på relativt torra, men beskuggade bergväggar och block av basiska bergarter. Den växer även vid basen av solitära eller halvöppet stående gamla ädellövträd, bland annat på mycket gamla ekar och lindar, men också på ask, lönn, bok och alm. Grov baronmossa är typisk art för </w:t>
+      </w:r>
+      <w:r>
+        <w:rPr>
+          <w:i/>
+        </w:rPr>
+        <w:t xml:space="preserve">9020 Nordlig ädellövskog, 9130 Näringsrik bokskog, 9160 Näringsrik ekskog </w:t>
+      </w:r>
+      <w:r>
+        <w:t>och</w:t>
+      </w:r>
+      <w:r>
+        <w:rPr>
+          <w:i/>
+        </w:rPr>
+        <w:t xml:space="preserve"> 9180 Ädellövskog i branter</w:t>
+      </w:r>
+      <w:r>
+        <w:t xml:space="preserve"> (Nitare &amp; Skogsstyrelsen, 2019; SLU Artdatabanken, 2025).</w:t>
+      </w:r>
+    </w:p>
+    <w:p>
+      <w:r>
+        <w:rPr>
+          <w:b/>
+        </w:rPr>
         <w:t xml:space="preserve">Grov fjädermossa </w:t>
       </w:r>
       <w:r>
@@ -448,6 +535,35 @@
         <w:rPr>
           <w:b/>
         </w:rPr>
+        <w:t xml:space="preserve">Grönpyrola </w:t>
+      </w:r>
+      <w:r>
+        <w:t xml:space="preserve">växer främst på sandig, torr eller frisk mark i äldre barrskog, ofta på isälvsmaterial såsom sand och grus. Den påträffas främst i äldre naturligt uppkomna barrskogar, exempelvis på tallmoar, i åssluttningar, dyner och rasbranter. Arten är känslig för skogsbruksmetoder såsom slutavverkning och markberedning. Grönpyrola är typisk art för </w:t>
+      </w:r>
+      <w:r>
+        <w:rPr>
+          <w:i/>
+        </w:rPr>
+        <w:t>9010 Taiga, 9060 Åsbarrskog</w:t>
+      </w:r>
+      <w:r>
+        <w:t xml:space="preserve"> och</w:t>
+      </w:r>
+      <w:r>
+        <w:rPr>
+          <w:i/>
+        </w:rPr>
+        <w:t xml:space="preserve"> 1610 Åsöar i Östersjön </w:t>
+      </w:r>
+      <w:r>
+        <w:t>(Nitare &amp; Skogsstyrelsen, 2019; SLU Artdatabanken, 2025).</w:t>
+      </w:r>
+    </w:p>
+    <w:p>
+      <w:r>
+        <w:rPr>
+          <w:b/>
+        </w:rPr>
         <w:t>Guldlockmossa</w:t>
       </w:r>
       <w:r>
@@ -602,6 +718,55 @@
         <w:rPr>
           <w:b/>
         </w:rPr>
+        <w:t>Svart trolldruva</w:t>
+      </w:r>
+      <w:r>
+        <w:t xml:space="preserve"> är en kalkgynnad växt som förekommer på näringsrik frisk mulljord i såväl bördiga kalkbarrskogar som sydliga kalklövskogar och lundar. Arten är en bra signalart för skyddsvärda biotoper i såväl löv- som barrskogar och tål inte slutavverkning och markberedning. Trolldruva är värdväxt för ett antal sällsynta fjärilsarter som ställer höga krav på sina livsmiljöer, däribland trolldruvemätare (EN), skuggmalmätare (VU) och trolldruvelobmätare (VU). Svart trolldruva är typisk art för </w:t>
+      </w:r>
+      <w:r>
+        <w:rPr>
+          <w:i/>
+        </w:rPr>
+        <w:t>9050 Näringsrik granskog,</w:t>
+      </w:r>
+      <w:r>
+        <w:t xml:space="preserve"> </w:t>
+      </w:r>
+      <w:r>
+        <w:rPr>
+          <w:i/>
+        </w:rPr>
+        <w:t xml:space="preserve">9020 Nordlig ädellövskog, 9160 Näringsrik ekskog, 9180 Ädellövskog i branter </w:t>
+      </w:r>
+      <w:r>
+        <w:t>och</w:t>
+      </w:r>
+      <w:r>
+        <w:rPr>
+          <w:i/>
+        </w:rPr>
+        <w:t xml:space="preserve"> 1610 Åsöar i Östersjön</w:t>
+      </w:r>
+      <w:r>
+        <w:t xml:space="preserve"> (SLU Artdatabanken, 2024; Nitare &amp; Skogsstyrelsen, 2019).</w:t>
+      </w:r>
+    </w:p>
+    <w:p>
+      <w:r>
+        <w:rPr>
+          <w:b/>
+        </w:rPr>
+        <w:t xml:space="preserve">Vågbandad barkbock </w:t>
+      </w:r>
+      <w:r>
+        <w:t>är en långhorning vars larvutveckling sker under bark på nyligen döda stående barrträd, främst gran, mer undantagsvis på tall. Främst i stående träd, särskilt gamla, långsamvuxna granar med grov bark, även i grövre grenar, stubbar eller vindfällen. Arten är starkt knuten till naturskogsliknande granskogar, och gynnas av extrema torrsomrar som försvagar träden. Arten påverkas negativt av brist på kontinuitetsskog och en minskning av populationen pågår eller förväntas ske (SLU Artdatabanken, 2025).</w:t>
+      </w:r>
+    </w:p>
+    <w:p>
+      <w:r>
+        <w:rPr>
+          <w:b/>
+        </w:rPr>
         <w:t>Blåsippa (§9)</w:t>
       </w:r>
       <w:r>
@@ -624,6 +789,35 @@
       </w:r>
       <w:r>
         <w:t xml:space="preserve"> (SLU Artdatabanken, 2025).</w:t>
+      </w:r>
+    </w:p>
+    <w:p>
+      <w:r>
+        <w:rPr>
+          <w:b/>
+        </w:rPr>
+        <w:t>Skogsbingel</w:t>
+      </w:r>
+      <w:r>
+        <w:t xml:space="preserve"> är typisk art för </w:t>
+      </w:r>
+      <w:r>
+        <w:rPr>
+          <w:i/>
+        </w:rPr>
+        <w:t xml:space="preserve">9050 Näringsrik granskog, 9020 Nordlig ädellövskog, 9130 Näringsrik bokskog, 9160 Näringsrik ekskog </w:t>
+      </w:r>
+      <w:r>
+        <w:t>och</w:t>
+      </w:r>
+      <w:r>
+        <w:rPr>
+          <w:i/>
+        </w:rPr>
+        <w:t xml:space="preserve"> 9180 Ädellövskog i branter</w:t>
+      </w:r>
+      <w:r>
+        <w:t>. På skogsbingel kan i lundar och lövskogar den rödlistade arten bingeljordloppa (NT) påträffas. Bingeljordloppans larver äter på värdväxtens rötter. Fullbildade individer påträffas främst under vår och försommar. Den är mycket lokal i sitt uppträdande eftersom arten har svagt utvecklade flygvingar och saknar flygförmåga (SLU Artdatabanken, 2026).</w:t>
       </w:r>
     </w:p>
     <w:p>
@@ -695,10 +889,18 @@
         <w:rPr>
           <w:b/>
         </w:rPr>
-        <w:t xml:space="preserve">6.4.3 </w:t>
-      </w:r>
-      <w:r>
-        <w:t>Bevarandeåtgärder genomförs för de kända förekomster av rödlistade arter som påverkas av skogsbruk.</w:t>
+        <w:t xml:space="preserve">6.4.1 </w:t>
+      </w:r>
+      <w:r>
+        <w:t>Följande biotoper undantas från alla skogsbruksåtgärder, förutom åtgärder påkallade för att bevara eller främja biotopens naturliga eller hävdbetingade biologiska mångfald:</w:t>
+      </w:r>
+    </w:p>
+    <w:p>
+      <w:pPr>
+        <w:ind w:left="357"/>
+      </w:pPr>
+      <w:r>
+        <w:t>b) nyckelbiotoper enligt Skogsstyrelsens definition och metod (1995)</w:t>
       </w:r>
     </w:p>
     <w:p>
@@ -716,7 +918,36 @@
         <w:rPr>
           <w:i/>
         </w:rPr>
-        <w:t>I det avverkningsanmälda skogsområdet har 17 naturvårdsarter varav 3 rödlistade arter sina livsmiljöer och växtplatser.</w:t>
+        <w:t>I det avverkningsanmälda skogsområdet har 22 rödlistade arter och signalarter påträffats. Detta ska jämföras med Skogsstyrelsens uppföljning 2017 av nyckelbiotoper som visade att man i genomsnitt hittar 20,6 olika rödlistade arter och signalarter i en nyckelbiotop (Wijk, S. 2017. Biologisk mångfald i nyckelbiotoper – Resultat från inventeringen “Uppföljning biologisk mångfald” 2009–2015. Rapport 4/2017 Skogsstyrelsen, Jönköping).</w:t>
+      </w:r>
+    </w:p>
+    <w:p>
+      <w:r>
+        <w:rPr>
+          <w:b/>
+        </w:rPr>
+        <w:t xml:space="preserve">6.4.3 </w:t>
+      </w:r>
+      <w:r>
+        <w:t>Bevarandeåtgärder genomförs för de kända förekomster av rödlistade arter som påverkas av skogsbruk.</w:t>
+      </w:r>
+    </w:p>
+    <w:p>
+      <w:pPr>
+        <w:pStyle w:val="ListBullet"/>
+      </w:pPr>
+      <w:r>
+        <w:rPr>
+          <w:b/>
+          <w:i/>
+        </w:rPr>
+        <w:t xml:space="preserve">Kommentar: </w:t>
+      </w:r>
+      <w:r>
+        <w:rPr>
+          <w:i/>
+        </w:rPr>
+        <w:t>I det avverkningsanmälda skogsområdet har 24 naturvårdsarter varav 5 rödlistade arter sina livsmiljöer och växtplatser.</w:t>
       </w:r>
     </w:p>
     <w:p>
@@ -1233,7 +1464,7 @@
     <w:r>
       <w:tab/>
       <w:tab/>
-      <w:t>2026-08-23</w:t>
+      <w:t>2026-08-24</w:t>
       <w:br/>
       <w:br/>
     </w:r>

--- a/klagomål/A 26678-2026 FSC-klagomål.docx
+++ b/klagomål/A 26678-2026 FSC-klagomål.docx
@@ -1464,7 +1464,7 @@
     <w:r>
       <w:tab/>
       <w:tab/>
-      <w:t>2026-08-24</w:t>
+      <w:t>2026-08-25</w:t>
       <w:br/>
       <w:br/>
     </w:r>

--- a/klagomål/A 26678-2026 FSC-klagomål.docx
+++ b/klagomål/A 26678-2026 FSC-klagomål.docx
@@ -1464,7 +1464,7 @@
     <w:r>
       <w:tab/>
       <w:tab/>
-      <w:t>2026-08-25</w:t>
+      <w:t>2026-08-26</w:t>
       <w:br/>
       <w:br/>
     </w:r>

--- a/klagomål/A 26678-2026 FSC-klagomål.docx
+++ b/klagomål/A 26678-2026 FSC-klagomål.docx
@@ -1464,7 +1464,7 @@
     <w:r>
       <w:tab/>
       <w:tab/>
-      <w:t>2026-08-26</w:t>
+      <w:t>2026-08-27</w:t>
       <w:br/>
       <w:br/>
     </w:r>

--- a/klagomål/A 26678-2026 FSC-klagomål.docx
+++ b/klagomål/A 26678-2026 FSC-klagomål.docx
@@ -1464,7 +1464,7 @@
     <w:r>
       <w:tab/>
       <w:tab/>
-      <w:t>2026-08-27</w:t>
+      <w:t>2026-08-28</w:t>
       <w:br/>
       <w:br/>
     </w:r>

--- a/klagomål/A 26678-2026 FSC-klagomål.docx
+++ b/klagomål/A 26678-2026 FSC-klagomål.docx
@@ -1464,7 +1464,7 @@
     <w:r>
       <w:tab/>
       <w:tab/>
-      <w:t>2026-08-28</w:t>
+      <w:t>2026-08-29</w:t>
       <w:br/>
       <w:br/>
     </w:r>

--- a/klagomål/A 26678-2026 FSC-klagomål.docx
+++ b/klagomål/A 26678-2026 FSC-klagomål.docx
@@ -1464,7 +1464,7 @@
     <w:r>
       <w:tab/>
       <w:tab/>
-      <w:t>2026-08-29</w:t>
+      <w:t>2026-08-31</w:t>
       <w:br/>
       <w:br/>
     </w:r>

--- a/klagomål/A 26678-2026 FSC-klagomål.docx
+++ b/klagomål/A 26678-2026 FSC-klagomål.docx
@@ -1464,7 +1464,7 @@
     <w:r>
       <w:tab/>
       <w:tab/>
-      <w:t>2026-08-31</w:t>
+      <w:t>2026-09-01</w:t>
       <w:br/>
       <w:br/>
     </w:r>

--- a/klagomål/A 26678-2026 FSC-klagomål.docx
+++ b/klagomål/A 26678-2026 FSC-klagomål.docx
@@ -1464,7 +1464,7 @@
     <w:r>
       <w:tab/>
       <w:tab/>
-      <w:t>2026-09-01</w:t>
+      <w:t>2026-09-02</w:t>
       <w:br/>
       <w:br/>
     </w:r>

--- a/klagomål/A 26678-2026 FSC-klagomål.docx
+++ b/klagomål/A 26678-2026 FSC-klagomål.docx
@@ -1464,7 +1464,7 @@
     <w:r>
       <w:tab/>
       <w:tab/>
-      <w:t>2026-09-02</w:t>
+      <w:t>2026-09-03</w:t>
       <w:br/>
       <w:br/>
     </w:r>

--- a/klagomål/A 26678-2026 FSC-klagomål.docx
+++ b/klagomål/A 26678-2026 FSC-klagomål.docx
@@ -1464,7 +1464,7 @@
     <w:r>
       <w:tab/>
       <w:tab/>
-      <w:t>2026-09-03</w:t>
+      <w:t>2026-09-04</w:t>
       <w:br/>
       <w:br/>
     </w:r>

--- a/klagomål/A 26678-2026 FSC-klagomål.docx
+++ b/klagomål/A 26678-2026 FSC-klagomål.docx
@@ -1464,7 +1464,7 @@
     <w:r>
       <w:tab/>
       <w:tab/>
-      <w:t>2026-09-04</w:t>
+      <w:t>2026-09-05</w:t>
       <w:br/>
       <w:br/>
     </w:r>

--- a/klagomål/A 26678-2026 FSC-klagomål.docx
+++ b/klagomål/A 26678-2026 FSC-klagomål.docx
@@ -1464,7 +1464,7 @@
     <w:r>
       <w:tab/>
       <w:tab/>
-      <w:t>2026-09-05</w:t>
+      <w:t>2026-09-06</w:t>
       <w:br/>
       <w:br/>
     </w:r>

--- a/klagomål/A 26678-2026 FSC-klagomål.docx
+++ b/klagomål/A 26678-2026 FSC-klagomål.docx
@@ -1464,7 +1464,7 @@
     <w:r>
       <w:tab/>
       <w:tab/>
-      <w:t>2026-09-06</w:t>
+      <w:t>2026-09-07</w:t>
       <w:br/>
       <w:br/>
     </w:r>

--- a/klagomål/A 26678-2026 FSC-klagomål.docx
+++ b/klagomål/A 26678-2026 FSC-klagomål.docx
@@ -1464,7 +1464,7 @@
     <w:r>
       <w:tab/>
       <w:tab/>
-      <w:t>2026-09-07</w:t>
+      <w:t>2026-09-08</w:t>
       <w:br/>
       <w:br/>
     </w:r>

--- a/klagomål/A 26678-2026 FSC-klagomål.docx
+++ b/klagomål/A 26678-2026 FSC-klagomål.docx
@@ -1464,7 +1464,7 @@
     <w:r>
       <w:tab/>
       <w:tab/>
-      <w:t>2026-09-08</w:t>
+      <w:t>2026-09-09</w:t>
       <w:br/>
       <w:br/>
     </w:r>

--- a/klagomål/A 26678-2026 FSC-klagomål.docx
+++ b/klagomål/A 26678-2026 FSC-klagomål.docx
@@ -1464,7 +1464,7 @@
     <w:r>
       <w:tab/>
       <w:tab/>
-      <w:t>2026-09-09</w:t>
+      <w:t>2026-09-10</w:t>
       <w:br/>
       <w:br/>
     </w:r>

--- a/klagomål/A 26678-2026 FSC-klagomål.docx
+++ b/klagomål/A 26678-2026 FSC-klagomål.docx
@@ -1464,7 +1464,7 @@
     <w:r>
       <w:tab/>
       <w:tab/>
-      <w:t>2026-09-10</w:t>
+      <w:t>2026-09-11</w:t>
       <w:br/>
       <w:br/>
     </w:r>

--- a/klagomål/A 26678-2026 FSC-klagomål.docx
+++ b/klagomål/A 26678-2026 FSC-klagomål.docx
@@ -1464,7 +1464,7 @@
     <w:r>
       <w:tab/>
       <w:tab/>
-      <w:t>2026-09-11</w:t>
+      <w:t>2026-09-12</w:t>
       <w:br/>
       <w:br/>
     </w:r>

--- a/klagomål/A 26678-2026 FSC-klagomål.docx
+++ b/klagomål/A 26678-2026 FSC-klagomål.docx
@@ -1464,7 +1464,7 @@
     <w:r>
       <w:tab/>
       <w:tab/>
-      <w:t>2026-09-12</w:t>
+      <w:t>2026-09-13</w:t>
       <w:br/>
       <w:br/>
     </w:r>
